--- a/115_陳泰吉_碩士論文_0907.docx
+++ b/115_陳泰吉_碩士論文_0907.docx
@@ -3928,7 +3928,19 @@
         <w:rPr>
           <w:rFonts w:cs="Times New Roman"/>
         </w:rPr>
-        <w:t>的威脅尤為突出。對抗樣本是一種透過在輸入數據中加入微小但精心設計的擾動，使得模型產生錯誤判斷甚至系統性失效的攻擊方式。這些攻擊的隱蔽性和多樣性，使得人工智慧系統在高風險應用場景中面臨巨大挑戰。</w:t>
+        <w:t>的威脅尤為突出。對抗樣本是一種透過在輸入</w:t>
+      </w:r>
+      <w:r>
+        <w:rPr>
+          <w:rFonts w:cs="Times New Roman" w:hint="eastAsia"/>
+        </w:rPr>
+        <w:t>資料</w:t>
+      </w:r>
+      <w:r>
+        <w:rPr>
+          <w:rFonts w:cs="Times New Roman"/>
+        </w:rPr>
+        <w:t>中加入微小但精心設計的擾動，使得模型產生錯誤判斷甚至系統性失效的攻擊方式。這些攻擊的隱蔽性和多樣性，使得人工智慧系統在高風險應用場景中面臨巨大挑戰。</w:t>
       </w:r>
     </w:p>
     <w:p>
@@ -4796,7 +4808,16 @@
         <w:t>Membership Function</w:t>
       </w:r>
       <w:r>
-        <w:t>）將輸入數據映射到模糊集合，並</w:t>
+        <w:t>）將輸入</w:t>
+      </w:r>
+      <w:r>
+        <w:rPr>
+          <w:rFonts w:hint="eastAsia"/>
+        </w:rPr>
+        <w:t>資料</w:t>
+      </w:r>
+      <w:r>
+        <w:t>映射到模糊集合，並</w:t>
       </w:r>
       <w:r>
         <w:t>透過</w:t>
@@ -5945,7 +5966,16 @@
         <w:t>Fuzzification</w:t>
       </w:r>
       <w:r>
-        <w:t>）：將輸入數據映射到模糊集合，並計算隸屬度。</w:t>
+        <w:t>）：將輸入</w:t>
+      </w:r>
+      <w:r>
+        <w:rPr>
+          <w:rFonts w:hint="eastAsia"/>
+        </w:rPr>
+        <w:t>資料</w:t>
+      </w:r>
+      <w:r>
+        <w:t>映射到模糊集合，並計算隸屬度。</w:t>
       </w:r>
     </w:p>
     <w:p>
@@ -6890,7 +6920,13 @@
         <w:t>透過</w:t>
       </w:r>
       <w:r>
-        <w:t>多次小步擾動來生成更強的對抗樣本，其核心思想是反覆更新輸入數據，逐步逼近攻擊目標，同時將擾動限制在特定範圍內。</w:t>
+        <w:t>多次小步擾動來生成更強的對抗樣本，其核心思想是反覆更新輸入</w:t>
+      </w:r>
+      <w:r>
+        <w:t>資料</w:t>
+      </w:r>
+      <w:r>
+        <w:t>，逐步逼近攻擊目標，同時將擾動限制在特定範圍內。</w:t>
       </w:r>
       <w:r>
         <w:t xml:space="preserve">PGD </w:t>
@@ -7333,7 +7369,15 @@
         <w:t>]</w:t>
       </w:r>
       <w:r>
-        <w:t>，以動態檢查點監測攻擊損失增長，當進展停滯即自動縮減步長並從歷史最佳解重啟，輔以動量穩定早期大步探索，將</w:t>
+        <w:t>，以動態檢查點監測攻擊損失增長，當進展停滯即自動</w:t>
+      </w:r>
+      <w:proofErr w:type="gramStart"/>
+      <w:r>
+        <w:t>縮減步長並</w:t>
+      </w:r>
+      <w:proofErr w:type="gramEnd"/>
+      <w:r>
+        <w:t>從歷史最佳解重啟，輔以動量穩定早期大步探索，將</w:t>
       </w:r>
       <w:proofErr w:type="gramStart"/>
       <w:r>
@@ -9283,7 +9327,13 @@
         </m:sSub>
       </m:oMath>
       <w:r>
-        <w:t>表示對訓練數據的期望值</w:t>
+        <w:t>表示對訓練</w:t>
+      </w:r>
+      <w:r>
+        <w:t>資料</w:t>
+      </w:r>
+      <w:r>
+        <w:t>的期望值</w:t>
       </w:r>
       <w:r>
         <w:rPr>
@@ -10074,7 +10124,19 @@
         <w:rPr>
           <w:rFonts w:hint="eastAsia"/>
         </w:rPr>
-        <w:t>降低輸入數據的冗餘性來提升模型穩健性的方法</w:t>
+        <w:t>降低輸入</w:t>
+      </w:r>
+      <w:r>
+        <w:rPr>
+          <w:rFonts w:hint="eastAsia"/>
+        </w:rPr>
+        <w:t>資料</w:t>
+      </w:r>
+      <w:r>
+        <w:rPr>
+          <w:rFonts w:hint="eastAsia"/>
+        </w:rPr>
+        <w:t>的冗餘性來提升模型穩健性的方法</w:t>
       </w:r>
       <w:r>
         <w:rPr>
@@ -10098,7 +10160,19 @@
         <w:rPr>
           <w:rFonts w:hint="eastAsia"/>
         </w:rPr>
-        <w:t>。其核心思想是利用壓縮操作（例如降低圖像分辨率或量化像素值）來消除對抗樣本中的擾動信息。壓縮後的數據可用於模型判斷，若壓縮前後的分類結果不一致，則可能表明輸入為對抗樣本。</w:t>
+        <w:t>。其核心思想是利用壓縮操作（例如降低圖像分辨率或量化像素值）來消除對抗樣本中的擾動信息。壓縮後的</w:t>
+      </w:r>
+      <w:r>
+        <w:rPr>
+          <w:rFonts w:hint="eastAsia"/>
+        </w:rPr>
+        <w:t>資料</w:t>
+      </w:r>
+      <w:r>
+        <w:rPr>
+          <w:rFonts w:hint="eastAsia"/>
+        </w:rPr>
+        <w:t>可用於模型判斷，若壓縮前後的分類結果不一致，則可能表明輸入為對抗樣本。</w:t>
       </w:r>
     </w:p>
     <w:p>
@@ -10163,7 +10237,13 @@
         <w:t>透過</w:t>
       </w:r>
       <w:r>
-        <w:t>檢測輸入數據特徵異常來識別對抗樣本的方法</w:t>
+        <w:t>檢測輸入</w:t>
+      </w:r>
+      <w:r>
+        <w:t>資料</w:t>
+      </w:r>
+      <w:r>
+        <w:t>特徵異常來識別對抗樣本的方法</w:t>
       </w:r>
       <w:r>
         <w:rPr>
